--- a/exports/abnahme/analysebericht_kundentauglich.docx
+++ b/exports/abnahme/analysebericht_kundentauglich.docx
@@ -63,7 +63,7 @@
         <w:t>Datum:</w:t>
       </w:r>
       <w:r>
-        <w:t xml:space="preserve"> 12.08.2026</w:t>
+        <w:t xml:space="preserve"> 16.08.2026</w:t>
       </w:r>
     </w:p>
     <w:p>
@@ -140,7 +140,7 @@
         <w:t>Feldabdeckung:</w:t>
       </w:r>
       <w:r>
-        <w:t xml:space="preserve"> 100.0 % | </w:t>
+        <w:t xml:space="preserve"> 98.2 % | </w:t>
       </w:r>
       <w:r>
         <w:rPr>
@@ -446,730 +446,6 @@
     </w:p>
     <w:p>
       <w:pPr>
-        <w:pStyle w:val="Heading3"/>
-      </w:pPr>
-      <w:r>
-        <w:t>Standort: Zentrale (München)</w:t>
-      </w:r>
-    </w:p>
-    <w:p>
-      <w:r/>
-      <w:r>
-        <w:rPr>
-          <w:b/>
-        </w:rPr>
-        <w:t>Internetanbindungen (3):</w:t>
-      </w:r>
-      <w:r>
-        <w:t xml:space="preserve"> Telekom (Glasfaser_FTTH, 1000/500 Mbit/s), Vodafone (Kabel, 500/50 Mbit/s), O2 (LTE_5G, 100/20 Mbit/s)</w:t>
-      </w:r>
-    </w:p>
-    <w:p>
-      <w:pPr>
-        <w:pStyle w:val="Heading4"/>
-      </w:pPr>
-      <w:r>
-        <w:t>Firewall Zentrale (Firewall)</w:t>
-      </w:r>
-    </w:p>
-    <w:p>
-      <w:r>
-        <w:t>Als zentrale Firewall kommt ein System des Herstellers Fortinet zum Einsatz.</w:t>
-      </w:r>
-    </w:p>
-    <w:p>
-      <w:r>
-        <w:t>Die Firewall ist als hochverfügbares Aktiv-Passiv-Cluster aufgebaut.</w:t>
-      </w:r>
-    </w:p>
-    <w:p>
-      <w:r>
-        <w:t>Die eingesetzte Hardware ist jünger als drei Jahre und befindet sich im regulären Lebenszyklus.</w:t>
-      </w:r>
-    </w:p>
-    <w:p>
-      <w:r>
-        <w:t>Für die Firewall besteht ein aktiver Wartungsvertrag.</w:t>
-      </w:r>
-    </w:p>
-    <w:p>
-      <w:r>
-        <w:t>Die Sicherheitsfunktionen sind durch ein aktives Security-Abonnement abgedeckt.</w:t>
-      </w:r>
-    </w:p>
-    <w:p>
-      <w:r>
-        <w:t>Die Firmware befindet sich im Herstellersupport und wird regelmäßig aktualisiert.</w:t>
-      </w:r>
-    </w:p>
-    <w:p>
-      <w:r>
-        <w:t>Herstellerseitig werden keine Sicherheits-Patches mehr bereitgestellt, neu entdeckte Schwachstellen bleiben unkorrigiert.</w:t>
-      </w:r>
-    </w:p>
-    <w:p>
-      <w:r>
-        <w:t>Eine vollständige Dokumentation der Firewall-Konfiguration ist vorhanden.</w:t>
-      </w:r>
-    </w:p>
-    <w:p>
-      <w:r>
-        <w:t>Eine aktuelle Konfigurationssicherung der Firewall liegt vor.</w:t>
-      </w:r>
-    </w:p>
-    <w:p>
-      <w:r>
-        <w:t>Die Konfigurationssicherung der Firewall erfolgt automatisch in regelmäßigen Intervallen.</w:t>
-      </w:r>
-    </w:p>
-    <w:p>
-      <w:r>
-        <w:t>Die Firewall befindet sich in einem abgeschlossenen Serverraum.</w:t>
-      </w:r>
-    </w:p>
-    <w:p>
-      <w:r>
-        <w:t>Ein vorkonfiguriertes Ersatzgerät steht für Notfälle bereit.</w:t>
-      </w:r>
-    </w:p>
-    <w:p>
-      <w:r>
-        <w:t>Der Web-Filter (Web Protection) zur Absicherung des Internetverkehrs ist aktiv.</w:t>
-      </w:r>
-    </w:p>
-    <w:p>
-      <w:r>
-        <w:t>Das Intrusion Prevention System (IPS) zur Erkennung von Angriffsversuchen ist aktiv.</w:t>
-      </w:r>
-    </w:p>
-    <w:p>
-      <w:r>
-        <w:t>Der VPN-Zugang ist durch Multi-Faktor-Authentisierung (MFA) abgesichert.</w:t>
-      </w:r>
-    </w:p>
-    <w:p>
-      <w:r>
-        <w:t>Das Netz ist durch VLANs in logische Segmente unterteilt.</w:t>
-      </w:r>
-    </w:p>
-    <w:p>
-      <w:pPr>
-        <w:pStyle w:val="Heading4"/>
-      </w:pPr>
-      <w:r>
-        <w:t>Serverraum Nebenabteil (Serverraum / IT-Raum)</w:t>
-      </w:r>
-    </w:p>
-    <w:p>
-      <w:r>
-        <w:t>Der Zugang zum Serverraum erfolgt über Schlüssel ohne schriftliche Dokumentation der Schlüsselträger.</w:t>
-      </w:r>
-    </w:p>
-    <w:p>
-      <w:r>
-        <w:t>Fehlende Schlüsselübersichten erschweren die Kontrolle, wer physischen Zutritt zur IT-Infrastruktur besitzt.</w:t>
-      </w:r>
-    </w:p>
-    <w:p>
-      <w:r>
-        <w:t>Umweltsensoren messen Umgebungswerte, verfügen jedoch über keine automatische Alarmierung.</w:t>
-      </w:r>
-    </w:p>
-    <w:p>
-      <w:r>
-        <w:t>Klimastörungen oder Wassereinbrüche werden außerhalb der Arbeitszeiten nicht zeitnah bemerkt.</w:t>
-      </w:r>
-    </w:p>
-    <w:p>
-      <w:r>
-        <w:t>Ein Notstromaggregat (NEA) sichert die Stromversorgung bei längerem Netzausfall.</w:t>
-      </w:r>
-    </w:p>
-    <w:p>
-      <w:pPr>
-        <w:pStyle w:val="Heading3"/>
-      </w:pPr>
-      <w:r>
-        <w:t>Standort: Aussenstelle (Augsburg)</w:t>
-      </w:r>
-    </w:p>
-    <w:p>
-      <w:r/>
-      <w:r>
-        <w:rPr>
-          <w:b/>
-        </w:rPr>
-        <w:t>Internetanbindungen (2):</w:t>
-      </w:r>
-      <w:r>
-        <w:t xml:space="preserve"> Telekom (DSL, 100/40 Mbit/s), Vodafone (DSL, 50/10 Mbit/s)</w:t>
-      </w:r>
-    </w:p>
-    <w:p>
-      <w:pPr>
-        <w:pStyle w:val="Heading4"/>
-      </w:pPr>
-      <w:r>
-        <w:t>Firewall Aussenstelle (Firewall)</w:t>
-      </w:r>
-    </w:p>
-    <w:p>
-      <w:r>
-        <w:t>Als zentrale Firewall kommt ein System des Herstellers Sophos zum Einsatz.</w:t>
-      </w:r>
-    </w:p>
-    <w:p>
-      <w:r>
-        <w:t>Die Firewall ist als Einzelgerät aufgebaut.</w:t>
-      </w:r>
-    </w:p>
-    <w:p>
-      <w:r>
-        <w:t>Die eingesetzte Hardware ist älter als fünf Jahre und sollte aus Leistungs- und Sicherheitsgründen ersetzt werden. Die Ausfallwahrscheinlichkeit ist deutlich erhöht.</w:t>
-      </w:r>
-    </w:p>
-    <w:p>
-      <w:r>
-        <w:t>Die Ausfallwahrscheinlichkeit steigt mit fortschreitendem Alter deutlich an und moderne Sicherheitsfunktionen werden nicht unterstützt.</w:t>
-      </w:r>
-    </w:p>
-    <w:p>
-      <w:r>
-        <w:t>Für die Firewall besteht kein Wartungsvertrag.</w:t>
-      </w:r>
-    </w:p>
-    <w:p>
-      <w:r>
-        <w:t>Bei Hardwaredefekten oder technischen Störungen steht kein direkter Herstellersupport zur Verfügung, was die Wiederherstellungszeit verlängern kann.</w:t>
-      </w:r>
-    </w:p>
-    <w:p>
-      <w:r>
-        <w:t>Es besteht kein aktives Security-Abonnement für die Firewall.</w:t>
-      </w:r>
-    </w:p>
-    <w:p>
-      <w:r>
-        <w:t>Sicherheits-Signaturen für Web-Filter, IPS und Antivirus werden nicht mehr aktualisiert, wodurch der Bedrohungsschutz eingeschränkt ist.</w:t>
-      </w:r>
-    </w:p>
-    <w:p>
-      <w:r>
-        <w:t>Die Firmware der Firewall hat den End-of-Life-Status erreicht und erhält keine Sicherheitsupdates mehr.</w:t>
-      </w:r>
-    </w:p>
-    <w:p>
-      <w:r>
-        <w:t>Herstellerseitig werden keine Sicherheits-Patches mehr bereitgestellt, neu entdeckte Schwachstellen bleiben unkorrigiert.</w:t>
-      </w:r>
-    </w:p>
-    <w:p>
-      <w:r>
-        <w:t>Es liegt keine Dokumentation für das Firewall-System vor.</w:t>
-      </w:r>
-    </w:p>
-    <w:p>
-      <w:r>
-        <w:t>Im Störungs- oder Vertretungsfall verzögert die fehlende Dokumentation die Analyse und Behebung von Fehlern.</w:t>
-      </w:r>
-    </w:p>
-    <w:p>
-      <w:r>
-        <w:t>Es liegt keine aktuelle Konfigurationssicherung der Firewall vor.</w:t>
-      </w:r>
-    </w:p>
-    <w:p>
-      <w:r>
-        <w:t>Bei Systemausfall droht Daten- und Konfigurationsverlust.</w:t>
-      </w:r>
-    </w:p>
-    <w:p>
-      <w:r>
-        <w:t>Die Konfiguration der Firewall wird nicht automatisch gesichert.</w:t>
-      </w:r>
-    </w:p>
-    <w:p>
-      <w:r>
-        <w:t>Manuelle Sicherungen bergen das Risiko veralteter Wiederherstellungsstände.</w:t>
-      </w:r>
-    </w:p>
-    <w:p>
-      <w:r>
-        <w:t>Das Firewall-Gerät ist frei zugänglich aufgestellt.</w:t>
-      </w:r>
-    </w:p>
-    <w:p>
-      <w:r>
-        <w:t>Unbefugte Personen haben physischen Zugriff auf das Gerät, was Manipulationen oder unbeabsichtigte Unterbrechungen ermöglicht.</w:t>
-      </w:r>
-    </w:p>
-    <w:p>
-      <w:r>
-        <w:t>Es ist kein Ersatzgerät für den Ausfallfall vorhanden.</w:t>
-      </w:r>
-    </w:p>
-    <w:p>
-      <w:r>
-        <w:t>Bei einem Hardware-Defekt ist das gesamte Netzwerk bis zur Lieferung eines Austauschgeräts unterbrochen.</w:t>
-      </w:r>
-    </w:p>
-    <w:p>
-      <w:r>
-        <w:t>Der Web-Filter (Web Protection) ist nicht aktiviert.</w:t>
-      </w:r>
-    </w:p>
-    <w:p>
-      <w:r>
-        <w:t>Benutzer sind beim Surfen im Internet nicht vor bösartigen Webseiten und schädlichen Downloads geschützt.</w:t>
-      </w:r>
-    </w:p>
-    <w:p>
-      <w:r>
-        <w:t>Das Intrusion Prevention System (IPS) ist deaktiviert.</w:t>
-      </w:r>
-    </w:p>
-    <w:p>
-      <w:r>
-        <w:t>Bösartige Netzwerkzugriffe und bekannte Angriffsmuster werden nicht automatisch erkannt und blockiert.</w:t>
-      </w:r>
-    </w:p>
-    <w:p>
-      <w:r>
-        <w:t>Der VPN-Zugang ist nur durch Passwörter ohne MFA geschützt.</w:t>
-      </w:r>
-    </w:p>
-    <w:p>
-      <w:r>
-        <w:t>Kompromittierte oder schwache Kennwörter ermöglichen Angreifern direkten Fernzugriff auf das interne Netzwerk.</w:t>
-      </w:r>
-    </w:p>
-    <w:p>
-      <w:r>
-        <w:t>Das Netz ist nicht in VLANs segmentiert.</w:t>
-      </w:r>
-    </w:p>
-    <w:p>
-      <w:r>
-        <w:t>Schadsoftware kann sich im Infektionsfall ungehindert im gesamten Firmennetzwerk ausbreiten.</w:t>
-      </w:r>
-    </w:p>
-    <w:p>
-      <w:pPr>
-        <w:pStyle w:val="Heading4"/>
-      </w:pPr>
-      <w:r>
-        <w:t>USV Aussenstelle (USV (Unterbrechungsfreie Stromversorgung))</w:t>
-      </w:r>
-    </w:p>
-    <w:p>
-      <w:r>
-        <w:t>Als USV-System kommt ein Gerät des Herstellers APC / Schneider Electric zum Einsatz.</w:t>
-      </w:r>
-    </w:p>
-    <w:p>
-      <w:r>
-        <w:t>Die USV-Batterien sind älter als fünf Jahre.</w:t>
-      </w:r>
-    </w:p>
-    <w:p>
-      <w:r>
-        <w:t>Akkus über fünf Jahre neigen zu spontanem Kapazitätsabfall unter Last, wodurch bei Stromausfall ein unkontrollierter Systemabsturz droht.</w:t>
-      </w:r>
-    </w:p>
-    <w:p>
-      <w:r>
-        <w:t>Für das USV-System besteht kein Wartungsvertrag.</w:t>
-      </w:r>
-    </w:p>
-    <w:p>
-      <w:r>
-        <w:t>Bei Defekten oder Akku-Ausfällen steht kein vereinbarter Reaktions- und Ersatzteilservice zur Verfügung.</w:t>
-      </w:r>
-    </w:p>
-    <w:p>
-      <w:r>
-        <w:t>Es ist keine Signalverbindung für einen automatischen Server-Shutdown eingerichtet.</w:t>
-      </w:r>
-    </w:p>
-    <w:p>
-      <w:r>
-        <w:t>Bei erschöpfter USV-Kapazität schalten die versorgten Server hart ab, was zu Dateisystem- und Datenbankschäden führen kann.</w:t>
-      </w:r>
-    </w:p>
-    <w:p>
-      <w:pPr>
-        <w:pStyle w:val="Heading4"/>
-      </w:pPr>
-      <w:r>
-        <w:t>Serverraum Aussenstelle (Serverraum / IT-Raum)</w:t>
-      </w:r>
-    </w:p>
-    <w:p>
-      <w:r>
-        <w:t>Der Serverraum / Serverbereich ist frei zugänglich.</w:t>
-      </w:r>
-    </w:p>
-    <w:p>
-      <w:r>
-        <w:t>Unbefugte Personen haben ungehinderten physischen Zugriff auf Server, Datenspeicher und Netzwerkverkabelung.</w:t>
-      </w:r>
-    </w:p>
-    <w:p>
-      <w:r>
-        <w:t>Zutritte zum Serverraum werden nicht protokolliert.</w:t>
-      </w:r>
-    </w:p>
-    <w:p>
-      <w:r>
-        <w:t>Im Sicherheits- oder Sabotagefall lässt sich nicht nachvollziehen, wer den Raum betreten hat.</w:t>
-      </w:r>
-    </w:p>
-    <w:p>
-      <w:r>
-        <w:t>Es liegt keine schriftliche Übersicht der zugangsberechtigten Personen für den Serverraum vor.</w:t>
-      </w:r>
-    </w:p>
-    <w:p>
-      <w:r>
-        <w:t>Der Personenkreis mit physischem IT-Zugriff ist nicht transparent gesteuert.</w:t>
-      </w:r>
-    </w:p>
-    <w:p>
-      <w:r>
-        <w:t>Im Serverraum ist keine Umweltsensorik vorhanden.</w:t>
-      </w:r>
-    </w:p>
-    <w:p>
-      <w:r>
-        <w:t>Überhitzung oder Wasserschäden bleiben bis zum Ausfall der IT-Geräte unentdeckt.</w:t>
-      </w:r>
-    </w:p>
-    <w:p>
-      <w:r>
-        <w:t>Der Serverraum ist nicht an eine automatische Brandmeldeanlage angebunden.</w:t>
-      </w:r>
-    </w:p>
-    <w:p>
-      <w:r>
-        <w:t>Entstehungsbrände werden nicht frühzeitig erkannt, wodurch schwere Hardware- und Datenschäden drohen.</w:t>
-      </w:r>
-    </w:p>
-    <w:p>
-      <w:r>
-        <w:t>Im Serverraum ist keine automatische Lösch- oder Brandvermeidungsanlage vorhanden.</w:t>
-      </w:r>
-    </w:p>
-    <w:p>
-      <w:r>
-        <w:t>Der Serverraum wird über eine einzelne Stromeinspeisung versorgt.</w:t>
-      </w:r>
-    </w:p>
-    <w:p>
-      <w:r>
-        <w:t>Bei Wartungsarbeiten am Hausanschluss oder Ausfall der Hauptzuleitung ist der Raum stromlos.</w:t>
-      </w:r>
-    </w:p>
-    <w:p>
-      <w:r>
-        <w:t>Ein Notstromaggregat steht nicht zur Verfügung.</w:t>
-      </w:r>
-    </w:p>
-    <w:p>
-      <w:pPr>
-        <w:pStyle w:val="Heading4"/>
-      </w:pPr>
-      <w:r>
-        <w:t>Netzwerkschrank Aussenstelle (Netzwerkschrank / Verteiler)</w:t>
-      </w:r>
-    </w:p>
-    <w:p>
-      <w:r>
-        <w:t>Die Netzwerk- und Servertechnik ist offen im Raum aufgestellt.</w:t>
-      </w:r>
-    </w:p>
-    <w:p>
-      <w:r>
-        <w:t>Ohne Gehäuseschutz ist die Hardware physischen Einwirkungen, Verschmutzung und direktem Zugriff ausgesetzt.</w:t>
-      </w:r>
-    </w:p>
-    <w:p>
-      <w:r>
-        <w:t>Der Netzwerkschrank / das Gehäuse ist nicht abgeschlossen.</w:t>
-      </w:r>
-    </w:p>
-    <w:p>
-      <w:r>
-        <w:t>Unbefugte Personen haben physischen Zugriff auf Switchports, Server-Interfaces und Verkabelung.</w:t>
-      </w:r>
-    </w:p>
-    <w:p>
-      <w:r>
-        <w:t>Für den Netzwerkschrank ist keine ausreichende Belüftung vorhanden.</w:t>
-      </w:r>
-    </w:p>
-    <w:p>
-      <w:r>
-        <w:t>Wärmestau im Schrank führt zur Überhitzung von Geräten und verkürzt deren Lebensdauer.</w:t>
-      </w:r>
-    </w:p>
-    <w:p>
-      <w:r>
-        <w:t>Die Patchpanel-Ports sind nicht beschriftet.</w:t>
-      </w:r>
-    </w:p>
-    <w:p>
-      <w:r>
-        <w:t>Fehlende Port-Beschriftungen erschweren die Fehlersuche und führen bei Umpatchungen zu Verwechslungen.</w:t>
-      </w:r>
-    </w:p>
-    <w:p>
-      <w:r>
-        <w:t>Es liegt keine Verkabelungsdokumentation vor.</w:t>
-      </w:r>
-    </w:p>
-    <w:p>
-      <w:r>
-        <w:t>Im Störungsfall sind Kabelwege und Verteilungen nicht nachvollziehbar.</w:t>
-      </w:r>
-    </w:p>
-    <w:p>
-      <w:r>
-        <w:t>Die Verkabelung ist historisch gewachsen und weist keine einheitliche Struktur auf.</w:t>
-      </w:r>
-    </w:p>
-    <w:p>
-      <w:r>
-        <w:t>Unstrukturierter Kabelaushang behindert die Luftzirkulation und erhöht die Fehleranfälligkeit bei Wartungsarbeiten.</w:t>
-      </w:r>
-    </w:p>
-    <w:p>
-      <w:r>
-        <w:t>Die Verkabelung basiert teilweise auf veralteten Cat-5-Kabeln.</w:t>
-      </w:r>
-    </w:p>
-    <w:p>
-      <w:r>
-        <w:t>Cat-5-Kabel begrenzen die Übertragungsrate auf 100 Mbit/s und sind anfällig für Übersprechen.</w:t>
-      </w:r>
-    </w:p>
-    <w:p>
-      <w:r>
-        <w:t>Die Verkabelung ist älter als 10 Jahre.</w:t>
-      </w:r>
-    </w:p>
-    <w:p>
-      <w:r>
-        <w:t>Alternde Isolierungen und Kontakte können zu spontanen Verbindungsabbrüchen führen.</w:t>
-      </w:r>
-    </w:p>
-    <w:p>
-      <w:r>
-        <w:t>Es ist keine Erweiterungsreserve im Schrank mehr vorhanden.</w:t>
-      </w:r>
-    </w:p>
-    <w:p>
-      <w:r>
-        <w:t>Neue Geräte können nicht mehr geordnet im Schrank nachgerüstet werden.</w:t>
-      </w:r>
-    </w:p>
-    <w:p>
-      <w:pPr>
-        <w:pStyle w:val="Heading4"/>
-      </w:pPr>
-      <w:r>
-        <w:t>Switch Aussenstelle (Switch / Aktive Netzwerktechnik)</w:t>
-      </w:r>
-    </w:p>
-    <w:p>
-      <w:r>
-        <w:t>Im Netzwerk kommen Switches des Herstellers Cisco zum Einsatz.</w:t>
-      </w:r>
-    </w:p>
-    <w:p>
-      <w:r>
-        <w:t>Es werden nicht-verwaltbare (Unmanaged) Switches eingesetzt.</w:t>
-      </w:r>
-    </w:p>
-    <w:p>
-      <w:r>
-        <w:t>Unmanaged Switches erlauben keine VLAN-Segmentierung, Protokollierung oder zentrale Überwachung.</w:t>
-      </w:r>
-    </w:p>
-    <w:p>
-      <w:r>
-        <w:t>Es ist keine VLAN-Netztrennung konfiguriert; alle Systeme befinden sich in einer flachen Netzstruktur.</w:t>
-      </w:r>
-    </w:p>
-    <w:p>
-      <w:r>
-        <w:t>Ohne Netztrennung können sich Schadsoftware und Angreifer ungehindert im gesamten Unternehmensnetz ausbreiten.</w:t>
-      </w:r>
-    </w:p>
-    <w:p>
-      <w:r>
-        <w:t>Der Management-Zugriff auf Switches erlaubt unverschlüsselte Protokolle (HTTP / Telnet).</w:t>
-      </w:r>
-    </w:p>
-    <w:p>
-      <w:r>
-        <w:t>Zugangsdaten und Konfigurationen können im Netzwerk im Klartext abgefangen werden.</w:t>
-      </w:r>
-    </w:p>
-    <w:p>
-      <w:r>
-        <w:t>Port-Security / 802.1X ist nicht konfiguriert.</w:t>
-      </w:r>
-    </w:p>
-    <w:p>
-      <w:r>
-        <w:t>Jeder freie Netzwerkport in Büros oder Besprechungsräumen ermöglicht das Anstecken fremder Geräte.</w:t>
-      </w:r>
-    </w:p>
-    <w:p>
-      <w:r>
-        <w:t>Spanning Tree / Loop Protection ist auf den Switches nicht aktiviert.</w:t>
-      </w:r>
-    </w:p>
-    <w:p>
-      <w:r>
-        <w:t>Versehentlich gesteckte Schleifen (Looping) führen zum sofortigen Ausfall des gesamten Netzwerks.</w:t>
-      </w:r>
-    </w:p>
-    <w:p>
-      <w:r>
-        <w:t>Die Switch-Firmware ist veraltet.</w:t>
-      </w:r>
-    </w:p>
-    <w:p>
-      <w:r>
-        <w:t>Bekannte Sicherheitslücken in der Switch-Software können von Angreifern ausgenutzt werden.</w:t>
-      </w:r>
-    </w:p>
-    <w:p>
-      <w:r>
-        <w:t>Es besteht kein Wartungsvertrag für die Switches.</w:t>
-      </w:r>
-    </w:p>
-    <w:p>
-      <w:r>
-        <w:t>Bei Hardwareausfällen steht kein zugesicherter Ersatzgeräte-Service zur Verfügung.</w:t>
-      </w:r>
-    </w:p>
-    <w:p>
-      <w:r>
-        <w:t>Die Switch-Konfigurationen werden nicht regelmäßig gesichert.</w:t>
-      </w:r>
-    </w:p>
-    <w:p>
-      <w:r>
-        <w:t>Im Austauschfall muss das Ersatzgerät zeitaufwendig von Grund auf neu konfiguriert werden.</w:t>
-      </w:r>
-    </w:p>
-    <w:p>
-      <w:pPr>
-        <w:pStyle w:val="Heading4"/>
-      </w:pPr>
-      <w:r>
-        <w:t>Access Point Aussenstelle (Access Point / WLAN-Infrastruktur)</w:t>
-      </w:r>
-    </w:p>
-    <w:p>
-      <w:r>
-        <w:t>Im WLAN kommen Access Points des Herstellers Cisco / Meraki zum Einsatz.</w:t>
-      </w:r>
-    </w:p>
-    <w:p>
-      <w:r>
-        <w:t>Im WLAN werden veraltete Access Points (Wi-Fi 4 / 802.11n oder älter) eingesetzt.</w:t>
-      </w:r>
-    </w:p>
-    <w:p>
-      <w:r>
-        <w:t>Veraltete WLAN-Standards bieten nur geringe Bandbreiten und weisen bekannte Sicherheitsschwachstellen auf.</w:t>
-      </w:r>
-    </w:p>
-    <w:p>
-      <w:r>
-        <w:t>Die Access Points werden einzeln (Standalone) ohne zentralen Controller betrieben.</w:t>
-      </w:r>
-    </w:p>
-    <w:p>
-      <w:r>
-        <w:t>Standalone-Betrieb erschwert Konfigurationsanpassungen, Roaming und die Überwachung von WLAN-Sicherheitsvorfällen.</w:t>
-      </w:r>
-    </w:p>
-    <w:p>
-      <w:r>
-        <w:t>Ein separates Gast-WLAN ist eingerichtet.</w:t>
-      </w:r>
-    </w:p>
-    <w:p>
-      <w:r>
-        <w:t>Das Gast-WLAN ist nicht vollständig vom internen Firmennetz getrennt.</w:t>
-      </w:r>
-    </w:p>
-    <w:p>
-      <w:r>
-        <w:t>Gäste und private Endgeräte erhalten Zugriff auf interne Netzwerkressourcen und Server.</w:t>
-      </w:r>
-    </w:p>
-    <w:p>
-      <w:r>
-        <w:t>Das WLAN unterstützt noch kein WPA3 oder verwendet veraltete Verschlüsselungsverfahren (WPA1 / WEP / Preshared Key ohne PMF).</w:t>
-      </w:r>
-    </w:p>
-    <w:p>
-      <w:r>
-        <w:t>Fehlendes WPA3 oder reine WPA2-PSK-Verschlüsselung ist anfällig für Wörterbuch- und Offlinetrennungsangriffe.</w:t>
-      </w:r>
-    </w:p>
-    <w:p>
-      <w:r>
-        <w:t>Die Access-Point-Firmware ist veraltet.</w:t>
-      </w:r>
-    </w:p>
-    <w:p>
-      <w:r>
-        <w:t>Veraltete Software auf Funk-Schnittstellen birgt Sicherheitsrisiken für den gesamten Netzbetrieb.</w:t>
-      </w:r>
-    </w:p>
-    <w:p>
-      <w:r>
-        <w:t>Für die Access Points besteht kein Wartungsvertrag.</w:t>
-      </w:r>
-    </w:p>
-    <w:p>
-      <w:r>
-        <w:t>Bei Defekten steht kein zugesicherter Support des Herstellers zur Verfügung.</w:t>
-      </w:r>
-    </w:p>
-    <w:p>
-      <w:pPr>
-        <w:pStyle w:val="Heading3"/>
-      </w:pPr>
-      <w:r>
-        <w:t>Standort: Filiale (Nürnberg)</w:t>
-      </w:r>
-    </w:p>
-    <w:p>
-      <w:r/>
-      <w:r>
-        <w:rPr>
-          <w:b/>
-        </w:rPr>
-        <w:t>Internetanbindungen (1):</w:t>
-      </w:r>
-      <w:r>
-        <w:t xml:space="preserve"> Telekom (DSL, 50/10 Mbit/s)</w:t>
-      </w:r>
-    </w:p>
-    <w:p>
-      <w:r>
-        <w:t>Für diesen Standort wurden noch keine Technik-Objekte erfasst.</w:t>
-      </w:r>
-    </w:p>
-    <w:p>
-      <w:pPr>
         <w:pStyle w:val="Heading2"/>
       </w:pPr>
       <w:r>
@@ -1283,7 +559,7 @@
           </w:tcPr>
           <w:p>
             <w:r>
-              <w:t>Aussenstelle</w:t>
+              <w:t>Unbekannt</w:t>
             </w:r>
           </w:p>
         </w:tc>
@@ -1335,7 +611,7 @@
           </w:tcPr>
           <w:p>
             <w:r>
-              <w:t>Zentrale</w:t>
+              <w:t>Unbekannt</w:t>
             </w:r>
           </w:p>
         </w:tc>
@@ -1387,7 +663,7 @@
           </w:tcPr>
           <w:p>
             <w:r>
-              <w:t>Aussenstelle</w:t>
+              <w:t>Unbekannt</w:t>
             </w:r>
           </w:p>
         </w:tc>
@@ -1439,7 +715,7 @@
           </w:tcPr>
           <w:p>
             <w:r>
-              <w:t>Aussenstelle</w:t>
+              <w:t>Unbekannt</w:t>
             </w:r>
           </w:p>
         </w:tc>
@@ -1491,7 +767,7 @@
           </w:tcPr>
           <w:p>
             <w:r>
-              <w:t>Zentrale</w:t>
+              <w:t>Unbekannt</w:t>
             </w:r>
           </w:p>
         </w:tc>
@@ -1543,7 +819,7 @@
           </w:tcPr>
           <w:p>
             <w:r>
-              <w:t>Aussenstelle</w:t>
+              <w:t>Unbekannt</w:t>
             </w:r>
           </w:p>
         </w:tc>
@@ -1595,7 +871,7 @@
           </w:tcPr>
           <w:p>
             <w:r>
-              <w:t>Aussenstelle</w:t>
+              <w:t>Unbekannt</w:t>
             </w:r>
           </w:p>
         </w:tc>
@@ -1615,7 +891,7 @@
           </w:tcPr>
           <w:p>
             <w:r>
-              <w:t>vollständig</w:t>
+              <w:t>teilweise</w:t>
             </w:r>
           </w:p>
         </w:tc>
@@ -1647,7 +923,7 @@
           </w:tcPr>
           <w:p>
             <w:r>
-              <w:t>Aussenstelle</w:t>
+              <w:t>Unbekannt</w:t>
             </w:r>
           </w:p>
         </w:tc>
@@ -1785,438 +1061,6 @@
                 <w:b/>
               </w:rPr>
               <w:t>Maßnahme</w:t>
-            </w:r>
-          </w:p>
-        </w:tc>
-      </w:tr>
-      <w:tr>
-        <w:tc>
-          <w:tcPr>
-            <w:tcW w:type="dxa" w:w="1234"/>
-          </w:tcPr>
-          <w:p>
-            <w:r>
-              <w:t>Standort: Zentrale</w:t>
-            </w:r>
-          </w:p>
-        </w:tc>
-        <w:tc>
-          <w:tcPr>
-            <w:tcW w:type="dxa" w:w="1234"/>
-          </w:tcPr>
-          <w:p>
-            <w:r>
-              <w:t>anzahl_anbindungen</w:t>
-            </w:r>
-          </w:p>
-        </w:tc>
-        <w:tc>
-          <w:tcPr>
-            <w:tcW w:type="dxa" w:w="1234"/>
-          </w:tcPr>
-          <w:p>
-            <w:r>
-              <w:t>n/a</w:t>
-            </w:r>
-          </w:p>
-        </w:tc>
-        <w:tc>
-          <w:tcPr>
-            <w:tcW w:type="dxa" w:w="1234"/>
-          </w:tcPr>
-          <w:p>
-            <w:r>
-              <w:t>MITTEL</w:t>
-            </w:r>
-          </w:p>
-        </w:tc>
-        <w:tc>
-          <w:tcPr>
-            <w:tcW w:type="dxa" w:w="1234"/>
-          </w:tcPr>
-          <w:p>
-            <w:r>
-              <w:t>Mehrere Internetanbindungen ohne funktionierendes Redundanzkonzept (Failover)</w:t>
-            </w:r>
-          </w:p>
-        </w:tc>
-        <w:tc>
-          <w:tcPr>
-            <w:tcW w:type="dxa" w:w="1234"/>
-          </w:tcPr>
-          <w:p>
-            <w:r>
-              <w:t>Bei Ausfall der Hauptleitung erfolgt kein automatisiertes Umschalten auf die Ersatzleitung.</w:t>
-            </w:r>
-          </w:p>
-        </w:tc>
-        <w:tc>
-          <w:tcPr>
-            <w:tcW w:type="dxa" w:w="1234"/>
-          </w:tcPr>
-          <w:p>
-            <w:r>
-              <w:t>mn-001</w:t>
-            </w:r>
-          </w:p>
-        </w:tc>
-      </w:tr>
-      <w:tr>
-        <w:tc>
-          <w:tcPr>
-            <w:tcW w:type="dxa" w:w="1234"/>
-          </w:tcPr>
-          <w:p>
-            <w:r>
-              <w:t>Standort: Zentrale</w:t>
-            </w:r>
-          </w:p>
-        </w:tc>
-        <w:tc>
-          <w:tcPr>
-            <w:tcW w:type="dxa" w:w="1234"/>
-          </w:tcPr>
-          <w:p>
-            <w:r>
-              <w:t>anzahl_anbindungen</w:t>
-            </w:r>
-          </w:p>
-        </w:tc>
-        <w:tc>
-          <w:tcPr>
-            <w:tcW w:type="dxa" w:w="1234"/>
-          </w:tcPr>
-          <w:p>
-            <w:r>
-              <w:t>n/a</w:t>
-            </w:r>
-          </w:p>
-        </w:tc>
-        <w:tc>
-          <w:tcPr>
-            <w:tcW w:type="dxa" w:w="1234"/>
-          </w:tcPr>
-          <w:p>
-            <w:r>
-              <w:t>NIEDRIG</w:t>
-            </w:r>
-          </w:p>
-        </w:tc>
-        <w:tc>
-          <w:tcPr>
-            <w:tcW w:type="dxa" w:w="1234"/>
-          </w:tcPr>
-          <w:p>
-            <w:r>
-              <w:t>Internetleitungen werden über dieselbe Trasse in das Gebäude geführt</w:t>
-            </w:r>
-          </w:p>
-        </w:tc>
-        <w:tc>
-          <w:tcPr>
-            <w:tcW w:type="dxa" w:w="1234"/>
-          </w:tcPr>
-          <w:p>
-            <w:r>
-              <w:t>Physische Beschädigung der Kabeltrasse trennt alle Zuleitungen gleichzeitig.</w:t>
-            </w:r>
-          </w:p>
-        </w:tc>
-        <w:tc>
-          <w:tcPr>
-            <w:tcW w:type="dxa" w:w="1234"/>
-          </w:tcPr>
-          <w:p>
-            <w:r>
-              <w:t>mn-002</w:t>
-            </w:r>
-          </w:p>
-        </w:tc>
-      </w:tr>
-      <w:tr>
-        <w:tc>
-          <w:tcPr>
-            <w:tcW w:type="dxa" w:w="1234"/>
-          </w:tcPr>
-          <w:p>
-            <w:r>
-              <w:t>Standort: Zentrale</w:t>
-            </w:r>
-          </w:p>
-        </w:tc>
-        <w:tc>
-          <w:tcPr>
-            <w:tcW w:type="dxa" w:w="1234"/>
-          </w:tcPr>
-          <w:p>
-            <w:r>
-              <w:t>usv_fuer_netzwerktechnik</w:t>
-            </w:r>
-          </w:p>
-        </w:tc>
-        <w:tc>
-          <w:tcPr>
-            <w:tcW w:type="dxa" w:w="1234"/>
-          </w:tcPr>
-          <w:p>
-            <w:r>
-              <w:t>n/a</w:t>
-            </w:r>
-          </w:p>
-        </w:tc>
-        <w:tc>
-          <w:tcPr>
-            <w:tcW w:type="dxa" w:w="1234"/>
-          </w:tcPr>
-          <w:p>
-            <w:r>
-              <w:t>HOCH</w:t>
-            </w:r>
-          </w:p>
-        </w:tc>
-        <w:tc>
-          <w:tcPr>
-            <w:tcW w:type="dxa" w:w="1234"/>
-          </w:tcPr>
-          <w:p>
-            <w:r>
-              <w:t>Zuleitungskomponenten / Netzübergabepunkte (Modems/NTBA/Switches) ohne USV-Absicherung</w:t>
-            </w:r>
-          </w:p>
-        </w:tc>
-        <w:tc>
-          <w:tcPr>
-            <w:tcW w:type="dxa" w:w="1234"/>
-          </w:tcPr>
-          <w:p>
-            <w:r>
-              <w:t>Bei einem kurzen Stromunterbruch fällt der gesamte Internetzugang und das Netz aus.</w:t>
-            </w:r>
-          </w:p>
-        </w:tc>
-        <w:tc>
-          <w:tcPr>
-            <w:tcW w:type="dxa" w:w="1234"/>
-          </w:tcPr>
-          <w:p>
-            <w:r>
-              <w:t>mn-003</w:t>
-            </w:r>
-          </w:p>
-        </w:tc>
-      </w:tr>
-      <w:tr>
-        <w:tc>
-          <w:tcPr>
-            <w:tcW w:type="dxa" w:w="1234"/>
-          </w:tcPr>
-          <w:p>
-            <w:r>
-              <w:t>Standort: Aussenstelle</w:t>
-            </w:r>
-          </w:p>
-        </w:tc>
-        <w:tc>
-          <w:tcPr>
-            <w:tcW w:type="dxa" w:w="1234"/>
-          </w:tcPr>
-          <w:p>
-            <w:r>
-              <w:t>anzahl_anbindungen</w:t>
-            </w:r>
-          </w:p>
-        </w:tc>
-        <w:tc>
-          <w:tcPr>
-            <w:tcW w:type="dxa" w:w="1234"/>
-          </w:tcPr>
-          <w:p>
-            <w:r>
-              <w:t>n/a</w:t>
-            </w:r>
-          </w:p>
-        </w:tc>
-        <w:tc>
-          <w:tcPr>
-            <w:tcW w:type="dxa" w:w="1234"/>
-          </w:tcPr>
-          <w:p>
-            <w:r>
-              <w:t>NIEDRIG</w:t>
-            </w:r>
-          </w:p>
-        </w:tc>
-        <w:tc>
-          <w:tcPr>
-            <w:tcW w:type="dxa" w:w="1234"/>
-          </w:tcPr>
-          <w:p>
-            <w:r>
-              <w:t>Mehrere Internetanbindungen ohne ausgewiesene Backup-Leitung</w:t>
-            </w:r>
-          </w:p>
-        </w:tc>
-        <w:tc>
-          <w:tcPr>
-            <w:tcW w:type="dxa" w:w="1234"/>
-          </w:tcPr>
-          <w:p>
-            <w:r>
-              <w:t>Unklare Lastverteilung und fehlende automatische Failover-Priorisierung im Störungsfall.</w:t>
-            </w:r>
-          </w:p>
-        </w:tc>
-        <w:tc>
-          <w:tcPr>
-            <w:tcW w:type="dxa" w:w="1234"/>
-          </w:tcPr>
-          <w:p>
-            <w:r>
-              <w:t>mn-004</w:t>
-            </w:r>
-          </w:p>
-        </w:tc>
-      </w:tr>
-      <w:tr>
-        <w:tc>
-          <w:tcPr>
-            <w:tcW w:type="dxa" w:w="1234"/>
-          </w:tcPr>
-          <w:p>
-            <w:r>
-              <w:t>Standort: Aussenstelle</w:t>
-            </w:r>
-          </w:p>
-        </w:tc>
-        <w:tc>
-          <w:tcPr>
-            <w:tcW w:type="dxa" w:w="1234"/>
-          </w:tcPr>
-          <w:p>
-            <w:r>
-              <w:t>anzahl_anbindungen</w:t>
-            </w:r>
-          </w:p>
-        </w:tc>
-        <w:tc>
-          <w:tcPr>
-            <w:tcW w:type="dxa" w:w="1234"/>
-          </w:tcPr>
-          <w:p>
-            <w:r>
-              <w:t>n/a</w:t>
-            </w:r>
-          </w:p>
-        </w:tc>
-        <w:tc>
-          <w:tcPr>
-            <w:tcW w:type="dxa" w:w="1234"/>
-          </w:tcPr>
-          <w:p>
-            <w:r>
-              <w:t>EMPFEHLUNG</w:t>
-            </w:r>
-          </w:p>
-        </w:tc>
-        <w:tc>
-          <w:tcPr>
-            <w:tcW w:type="dxa" w:w="1234"/>
-          </w:tcPr>
-          <w:p>
-            <w:r>
-              <w:t>Identische Anbindungstechnologie bei mehreren Internetleitungen</w:t>
-            </w:r>
-          </w:p>
-        </w:tc>
-        <w:tc>
-          <w:tcPr>
-            <w:tcW w:type="dxa" w:w="1234"/>
-          </w:tcPr>
-          <w:p>
-            <w:r>
-              <w:t>Kein Medienumbruch — Störungen des Anbieters oder Trägers betreffen potenziell alle Leitungen.</w:t>
-            </w:r>
-          </w:p>
-        </w:tc>
-        <w:tc>
-          <w:tcPr>
-            <w:tcW w:type="dxa" w:w="1234"/>
-          </w:tcPr>
-          <w:p>
-            <w:r>
-              <w:t>mn-005</w:t>
-            </w:r>
-          </w:p>
-        </w:tc>
-      </w:tr>
-      <w:tr>
-        <w:tc>
-          <w:tcPr>
-            <w:tcW w:type="dxa" w:w="1234"/>
-          </w:tcPr>
-          <w:p>
-            <w:r>
-              <w:t>Standort: Filiale</w:t>
-            </w:r>
-          </w:p>
-        </w:tc>
-        <w:tc>
-          <w:tcPr>
-            <w:tcW w:type="dxa" w:w="1234"/>
-          </w:tcPr>
-          <w:p>
-            <w:r>
-              <w:t>anzahl_anbindungen</w:t>
-            </w:r>
-          </w:p>
-        </w:tc>
-        <w:tc>
-          <w:tcPr>
-            <w:tcW w:type="dxa" w:w="1234"/>
-          </w:tcPr>
-          <w:p>
-            <w:r>
-              <w:t>n/a</w:t>
-            </w:r>
-          </w:p>
-        </w:tc>
-        <w:tc>
-          <w:tcPr>
-            <w:tcW w:type="dxa" w:w="1234"/>
-          </w:tcPr>
-          <w:p>
-            <w:r>
-              <w:t>MITTEL</w:t>
-            </w:r>
-          </w:p>
-        </w:tc>
-        <w:tc>
-          <w:tcPr>
-            <w:tcW w:type="dxa" w:w="1234"/>
-          </w:tcPr>
-          <w:p>
-            <w:r>
-              <w:t>Standort ohne redundante Internetanbindung</w:t>
-            </w:r>
-          </w:p>
-        </w:tc>
-        <w:tc>
-          <w:tcPr>
-            <w:tcW w:type="dxa" w:w="1234"/>
-          </w:tcPr>
-          <w:p>
-            <w:r>
-              <w:t>Bei Leitungsausfall ist der Standort vollständig offline.</w:t>
-            </w:r>
-          </w:p>
-        </w:tc>
-        <w:tc>
-          <w:tcPr>
-            <w:tcW w:type="dxa" w:w="1234"/>
-          </w:tcPr>
-          <w:p>
-            <w:r>
-              <w:t>mn-006</w:t>
             </w:r>
           </w:p>
         </w:tc>

--- a/exports/abnahme/analysebericht_kundentauglich.docx
+++ b/exports/abnahme/analysebericht_kundentauglich.docx
@@ -116,7 +116,20 @@
         <w:pStyle w:val="Heading2"/>
       </w:pPr>
       <w:r>
-        <w:t>2. Executive Summary &amp; Bewertung der IT-Umgebung</w:t>
+        <w:t>2. Ansprechpartner &amp; Support-Matrix</w:t>
+      </w:r>
+    </w:p>
+    <w:p>
+      <w:r>
+        <w:t>Es wurden keine Ansprechpartner oder Support-Kontakte erfasst.</w:t>
+      </w:r>
+    </w:p>
+    <w:p>
+      <w:pPr>
+        <w:pStyle w:val="Heading2"/>
+      </w:pPr>
+      <w:r>
+        <w:t>3. Executive Summary &amp; Bewertung der IT-Umgebung</w:t>
       </w:r>
     </w:p>
     <w:p>
@@ -441,7 +454,7 @@
         <w:pStyle w:val="Heading2"/>
       </w:pPr>
       <w:r>
-        <w:t>3. Technische Infrastruktur und Fachkapitel</w:t>
+        <w:t>4. Technische Infrastruktur und Fachkapitel</w:t>
       </w:r>
     </w:p>
     <w:p>
@@ -449,7 +462,7 @@
         <w:pStyle w:val="Heading2"/>
       </w:pPr>
       <w:r>
-        <w:t>4. Übersichtstabellen Erfasster Systeme</w:t>
+        <w:t>5. Übersichtstabellen Erfasster Systeme</w:t>
       </w:r>
     </w:p>
     <w:tbl>
@@ -954,7 +967,7 @@
         <w:pStyle w:val="Heading2"/>
       </w:pPr>
       <w:r>
-        <w:t>5. Feststellungen (Findings)</w:t>
+        <w:t>6. Feststellungen (Findings)</w:t>
       </w:r>
     </w:p>
     <w:tbl>
@@ -5247,7 +5260,7 @@
         <w:pStyle w:val="Heading2"/>
       </w:pPr>
       <w:r>
-        <w:t>6. Priorisierter Maßnahmenkatalog</w:t>
+        <w:t>7. Priorisierter Maßnahmenkatalog</w:t>
       </w:r>
     </w:p>
     <w:p>
